--- a/report.docx
+++ b/report.docx
@@ -4,22 +4,38 @@
   <w:body>
     <w:p>
       <w:pPr>
-        <w:pStyle w:val="Title"/>
-      </w:pPr>
-      <w:r>
+        <w:spacing w:after="100" w:line="240" w:lineRule="auto"/>
+        <w:jc w:val="center"/>
+        <w:rPr>
+          <w:rFonts w:ascii="Arial" w:hAnsi="Arial" w:cs="Arial"/>
+          <w:b/>
+          <w:color w:val="352D25"/>
+          <w:sz w:val="46"/>
+        </w:rPr>
+      </w:pPr>
+      <w:r>
+        <w:rPr>
+          <w:rFonts w:ascii="Arial" w:hAnsi="Arial" w:cs="Arial"/>
+          <w:b/>
+          <w:color w:val="352D25"/>
+          <w:sz w:val="46"/>
+        </w:rPr>
         <w:t>Assignment #4 - Facade Pattern</w:t>
       </w:r>
     </w:p>
     <w:p>
       <w:pPr>
-        <w:rPr>
-          <w:rFonts w:ascii="Arial" w:hAnsi="Arial" w:cs="Arial"/>
+        <w:spacing w:after="20" w:line="240" w:lineRule="auto"/>
+        <w:rPr>
+          <w:rFonts w:ascii="Arial" w:hAnsi="Arial" w:cs="Arial"/>
+          <w:color w:val="352D25"/>
           <w:sz w:val="21"/>
         </w:rPr>
       </w:pPr>
       <w:r>
         <w:rPr>
           <w:rFonts w:ascii="Arial" w:hAnsi="Arial" w:cs="Arial"/>
+          <w:color w:val="352D25"/>
           <w:sz w:val="21"/>
         </w:rPr>
         <w:t>Student: Arnur Kozhabergen</w:t>
@@ -27,14 +43,17 @@
     </w:p>
     <w:p>
       <w:pPr>
-        <w:rPr>
-          <w:rFonts w:ascii="Arial" w:hAnsi="Arial" w:cs="Arial"/>
+        <w:spacing w:after="20" w:line="240" w:lineRule="auto"/>
+        <w:rPr>
+          <w:rFonts w:ascii="Arial" w:hAnsi="Arial" w:cs="Arial"/>
+          <w:color w:val="352D25"/>
           <w:sz w:val="21"/>
         </w:rPr>
       </w:pPr>
       <w:r>
         <w:rPr>
           <w:rFonts w:ascii="Arial" w:hAnsi="Arial" w:cs="Arial"/>
+          <w:color w:val="352D25"/>
           <w:sz w:val="21"/>
         </w:rPr>
         <w:t>Group: se-2529</w:t>
@@ -42,14 +61,17 @@
     </w:p>
     <w:p>
       <w:pPr>
-        <w:rPr>
-          <w:rFonts w:ascii="Arial" w:hAnsi="Arial" w:cs="Arial"/>
+        <w:spacing w:after="80" w:line="240" w:lineRule="auto"/>
+        <w:rPr>
+          <w:rFonts w:ascii="Arial" w:hAnsi="Arial" w:cs="Arial"/>
+          <w:color w:val="352D25"/>
           <w:sz w:val="21"/>
         </w:rPr>
       </w:pPr>
       <w:r>
         <w:rPr>
           <w:rFonts w:ascii="Arial" w:hAnsi="Arial" w:cs="Arial"/>
+          <w:color w:val="352D25"/>
           <w:sz w:val="21"/>
         </w:rPr>
         <w:t>Topic: Media/File Conversion Facade</w:t>
@@ -57,210 +79,607 @@
     </w:p>
     <w:p>
       <w:pPr>
-        <w:pStyle w:val="Heading1"/>
-      </w:pPr>
-      <w:r>
+        <w:spacing w:before="160" w:after="100" w:line="240" w:lineRule="auto"/>
+        <w:rPr>
+          <w:rFonts w:ascii="Arial" w:hAnsi="Arial" w:cs="Arial"/>
+          <w:b/>
+          <w:color w:val="463728"/>
+          <w:sz w:val="28"/>
+        </w:rPr>
+      </w:pPr>
+      <w:r>
+        <w:rPr>
+          <w:rFonts w:ascii="Arial" w:hAnsi="Arial" w:cs="Arial"/>
+          <w:b/>
+          <w:color w:val="463728"/>
+          <w:sz w:val="28"/>
+        </w:rPr>
         <w:t>1. Introduction</w:t>
       </w:r>
     </w:p>
     <w:p>
-      <w:r>
-        <w:t>The conversion process has several steps: read the source format, choose a codec, adjust sample data, and combine stereo channels. MediaConversionFacade exposes one convert(fileName, targetFormat) method and runs these steps in order.</w:t>
-      </w:r>
-    </w:p>
-    <w:p>
-      <w:r>
-        <w:t>The example uses simulated audio samples, as allowed by the assignment. It demonstrates processing without reading or writing real media files.</w:t>
-      </w:r>
-    </w:p>
-    <w:p>
-      <w:pPr>
-        <w:pStyle w:val="Heading1"/>
-      </w:pPr>
-      <w:r>
+      <w:pPr>
+        <w:spacing w:after="80" w:line="240" w:lineRule="auto"/>
+        <w:rPr>
+          <w:rFonts w:ascii="Arial" w:hAnsi="Arial" w:cs="Arial"/>
+          <w:color w:val="352D25"/>
+          <w:sz w:val="21"/>
+        </w:rPr>
+      </w:pPr>
+      <w:r>
+        <w:rPr>
+          <w:rFonts w:ascii="Arial" w:hAnsi="Arial" w:cs="Arial"/>
+          <w:color w:val="352D25"/>
+          <w:sz w:val="21"/>
+        </w:rPr>
+        <w:t>Media conversion has several steps: read the source format, choose a codec, adjust sample data, and combine stereo channels. MediaConversionFacade exposes one convert(fileName, targetFormat) method and runs these steps in order.</w:t>
+      </w:r>
+    </w:p>
+    <w:p>
+      <w:pPr>
+        <w:spacing w:after="80" w:line="240" w:lineRule="auto"/>
+        <w:rPr>
+          <w:rFonts w:ascii="Arial" w:hAnsi="Arial" w:cs="Arial"/>
+          <w:color w:val="352D25"/>
+          <w:sz w:val="21"/>
+        </w:rPr>
+      </w:pPr>
+      <w:r>
+        <w:rPr>
+          <w:rFonts w:ascii="Arial" w:hAnsi="Arial" w:cs="Arial"/>
+          <w:color w:val="352D25"/>
+          <w:sz w:val="21"/>
+        </w:rPr>
+        <w:t>The example uses simulated audio samples. It demonstrates the conversion flow without reading or writing real media files.</w:t>
+      </w:r>
+    </w:p>
+    <w:p>
+      <w:pPr>
+        <w:spacing w:before="160" w:after="100" w:line="240" w:lineRule="auto"/>
+        <w:rPr>
+          <w:rFonts w:ascii="Arial" w:hAnsi="Arial" w:cs="Arial"/>
+          <w:b/>
+          <w:color w:val="463728"/>
+          <w:sz w:val="28"/>
+        </w:rPr>
+      </w:pPr>
+      <w:r>
+        <w:rPr>
+          <w:rFonts w:ascii="Arial" w:hAnsi="Arial" w:cs="Arial"/>
+          <w:b/>
+          <w:color w:val="463728"/>
+          <w:sz w:val="28"/>
+        </w:rPr>
         <w:t>2. UML Class Diagram</w:t>
       </w:r>
     </w:p>
     <w:p>
       <w:pPr>
-        <w:rPr>
-          <w:rFonts w:ascii="Consolas" w:hAnsi="Consolas"/>
+        <w:spacing w:after="40" w:line="240" w:lineRule="auto"/>
+        <w:jc w:val="center"/>
+        <w:rPr>
+          <w:rFonts w:ascii="Arial" w:hAnsi="Arial" w:cs="Arial"/>
+          <w:color w:val="352D25"/>
           <w:sz w:val="18"/>
         </w:rPr>
       </w:pPr>
       <w:r>
         <w:rPr>
-          <w:rFonts w:ascii="Consolas" w:hAnsi="Consolas"/>
+          <w:rFonts w:ascii="Arial" w:hAnsi="Arial" w:cs="Arial"/>
+          <w:b/>
+          <w:noProof/>
+          <w:color w:val="463728"/>
+          <w:sz w:val="28"/>
+        </w:rPr>
+        <w:drawing>
+          <wp:inline distT="0" distB="0" distL="0" distR="0" wp14:anchorId="76B6D2B4" wp14:editId="00771AA4">
+            <wp:extent cx="6300000" cy="3324794"/>
+            <wp:effectExtent l="0" t="0" r="5715" b="0"/>
+            <wp:docPr id="1" name="Graphic 1"/>
+            <wp:cNvGraphicFramePr>
+              <a:graphicFrameLocks xmlns:a="http://schemas.openxmlformats.org/drawingml/2006/main" noChangeAspect="1"/>
+            </wp:cNvGraphicFramePr>
+            <a:graphic xmlns:a="http://schemas.openxmlformats.org/drawingml/2006/main">
+              <a:graphicData uri="http://schemas.openxmlformats.org/drawingml/2006/picture">
+                <pic:pic xmlns:pic="http://schemas.openxmlformats.org/drawingml/2006/picture">
+                  <pic:nvPicPr>
+                    <pic:cNvPr id="1" name=""/>
+                    <pic:cNvPicPr/>
+                  </pic:nvPicPr>
+                  <pic:blipFill>
+                    <a:blip r:embed="rId4">
+                      <a:extLst>
+                        <a:ext uri="{96DAC541-7B7A-43D3-8B79-37D633B846F1}">
+                          <asvg:svgBlip xmlns:asvg="http://schemas.microsoft.com/office/drawing/2016/SVG/main" r:embed="rId5"/>
+                        </a:ext>
+                      </a:extLst>
+                    </a:blip>
+                    <a:stretch>
+                      <a:fillRect/>
+                    </a:stretch>
+                  </pic:blipFill>
+                  <pic:spPr>
+                    <a:xfrm>
+                      <a:off x="0" y="0"/>
+                      <a:ext cx="6300000" cy="3324794"/>
+                    </a:xfrm>
+                    <a:prstGeom prst="rect">
+                      <a:avLst/>
+                    </a:prstGeom>
+                  </pic:spPr>
+                </pic:pic>
+              </a:graphicData>
+            </a:graphic>
+          </wp:inline>
+        </w:drawing>
+      </w:r>
+      <w:r>
+        <w:rPr>
+          <w:rFonts w:ascii="Arial" w:hAnsi="Arial" w:cs="Arial"/>
+          <w:color w:val="352D25"/>
           <w:sz w:val="18"/>
         </w:rPr>
-        <w:t>Main (Client) ----&gt; MediaConversionFacade</w:t>
-      </w:r>
-    </w:p>
-    <w:p>
-      <w:pPr>
-        <w:rPr>
-          <w:rFonts w:ascii="Consolas" w:hAnsi="Consolas"/>
+        <w:t>Dashed arrows show dependency: Main uses the Facade, and the Facade coordinates the four independent subsystems.</w:t>
+      </w:r>
+    </w:p>
+    <w:p>
+      <w:pPr>
+        <w:rPr>
+          <w:rFonts w:ascii="Arial" w:hAnsi="Arial" w:cs="Arial"/>
+          <w:color w:val="352D25"/>
           <w:sz w:val="18"/>
         </w:rPr>
       </w:pPr>
       <w:r>
         <w:rPr>
-          <w:rFonts w:ascii="Consolas" w:hAnsi="Consolas"/>
+          <w:rFonts w:ascii="Arial" w:hAnsi="Arial" w:cs="Arial"/>
+          <w:color w:val="352D25"/>
           <w:sz w:val="18"/>
         </w:rPr>
-        <w:t xml:space="preserve">                         |----&gt; MetadataReader.readFormat(...)</w:t>
-      </w:r>
-    </w:p>
-    <w:p>
-      <w:pPr>
-        <w:rPr>
-          <w:rFonts w:ascii="Consolas" w:hAnsi="Consolas"/>
-          <w:sz w:val="18"/>
-        </w:rPr>
-      </w:pPr>
-      <w:r>
-        <w:rPr>
-          <w:rFonts w:ascii="Consolas" w:hAnsi="Consolas"/>
-          <w:sz w:val="18"/>
-        </w:rPr>
-        <w:t xml:space="preserve">                         |----&gt; CodecFactory.createCodec(...)</w:t>
-      </w:r>
-    </w:p>
-    <w:p>
-      <w:pPr>
-        <w:rPr>
-          <w:rFonts w:ascii="Consolas" w:hAnsi="Consolas"/>
-          <w:sz w:val="18"/>
-        </w:rPr>
-      </w:pPr>
-      <w:r>
-        <w:rPr>
-          <w:rFonts w:ascii="Consolas" w:hAnsi="Consolas"/>
-          <w:sz w:val="18"/>
-        </w:rPr>
-        <w:t xml:space="preserve">                         |----&gt; BitrateReader.changeBitrate(...)</w:t>
-      </w:r>
-    </w:p>
-    <w:p>
-      <w:pPr>
-        <w:rPr>
-          <w:rFonts w:ascii="Consolas" w:hAnsi="Consolas"/>
-          <w:sz w:val="18"/>
-        </w:rPr>
-      </w:pPr>
-      <w:r>
-        <w:rPr>
-          <w:rFonts w:ascii="Consolas" w:hAnsi="Consolas"/>
-          <w:sz w:val="18"/>
-        </w:rPr>
-        <w:t xml:space="preserve">                         +----&gt; AudioMixer.mixToMono(...)</w:t>
-      </w:r>
-    </w:p>
-    <w:p>
-      <w:pPr>
-        <w:rPr>
-          <w:rFonts w:ascii="Arial" w:hAnsi="Arial" w:cs="Arial"/>
+        <w:br w:type="page"/>
+      </w:r>
+    </w:p>
+    <w:p>
+      <w:pPr>
+        <w:spacing w:before="160" w:after="100" w:line="240" w:lineRule="auto"/>
+        <w:rPr>
+          <w:rFonts w:ascii="Arial" w:hAnsi="Arial" w:cs="Arial"/>
+          <w:b/>
+          <w:color w:val="463728"/>
+          <w:sz w:val="28"/>
+        </w:rPr>
+      </w:pPr>
+      <w:r>
+        <w:rPr>
+          <w:rFonts w:ascii="Arial" w:hAnsi="Arial" w:cs="Arial"/>
+          <w:b/>
+          <w:color w:val="463728"/>
+          <w:sz w:val="28"/>
+        </w:rPr>
+        <w:t>3. Clean Code Principles</w:t>
+      </w:r>
+    </w:p>
+    <w:p>
+      <w:pPr>
+        <w:spacing w:after="20" w:line="240" w:lineRule="auto"/>
+        <w:rPr>
+          <w:rFonts w:ascii="Arial" w:hAnsi="Arial" w:cs="Arial"/>
+          <w:b/>
+          <w:color w:val="352D25"/>
+          <w:sz w:val="23"/>
+        </w:rPr>
+      </w:pPr>
+      <w:r>
+        <w:rPr>
+          <w:rFonts w:ascii="Arial" w:hAnsi="Arial" w:cs="Arial"/>
+          <w:b/>
+          <w:color w:val="352D25"/>
+          <w:sz w:val="23"/>
+        </w:rPr>
+        <w:t>3.1 Meaningful names</w:t>
+      </w:r>
+    </w:p>
+    <w:p>
+      <w:pPr>
+        <w:spacing w:after="20" w:line="240" w:lineRule="auto"/>
+        <w:rPr>
+          <w:rFonts w:ascii="Consolas" w:hAnsi="Consolas" w:cs="Arial"/>
+          <w:color w:val="352D25"/>
+          <w:sz w:val="19"/>
+        </w:rPr>
+      </w:pPr>
+      <w:r>
+        <w:rPr>
+          <w:rFonts w:ascii="Consolas" w:hAnsi="Consolas" w:cs="Arial"/>
+          <w:color w:val="352D25"/>
+          <w:sz w:val="19"/>
+        </w:rPr>
+        <w:t>Before: run(a, b)</w:t>
+      </w:r>
+    </w:p>
+    <w:p>
+      <w:pPr>
+        <w:spacing w:after="40" w:line="240" w:lineRule="auto"/>
+        <w:rPr>
+          <w:rFonts w:ascii="Consolas" w:hAnsi="Consolas" w:cs="Arial"/>
+          <w:color w:val="352D25"/>
+          <w:sz w:val="19"/>
+        </w:rPr>
+      </w:pPr>
+      <w:r>
+        <w:rPr>
+          <w:rFonts w:ascii="Consolas" w:hAnsi="Consolas" w:cs="Arial"/>
+          <w:color w:val="352D25"/>
+          <w:sz w:val="19"/>
+        </w:rPr>
+        <w:t>After:  convert(fileName, targetFormat)</w:t>
+      </w:r>
+    </w:p>
+    <w:p>
+      <w:pPr>
+        <w:spacing w:after="140" w:line="240" w:lineRule="auto"/>
+        <w:rPr>
+          <w:rFonts w:ascii="Arial" w:hAnsi="Arial" w:cs="Arial"/>
+          <w:color w:val="352D25"/>
+          <w:sz w:val="20"/>
+        </w:rPr>
+      </w:pPr>
+      <w:r>
+        <w:rPr>
+          <w:rFonts w:ascii="Arial" w:hAnsi="Arial" w:cs="Arial"/>
+          <w:color w:val="352D25"/>
+          <w:sz w:val="20"/>
+        </w:rPr>
+        <w:t>The method and parameter names tell the reader what the operation does and what values it needs.</w:t>
+      </w:r>
+    </w:p>
+    <w:p>
+      <w:pPr>
+        <w:spacing w:after="20" w:line="240" w:lineRule="auto"/>
+        <w:rPr>
+          <w:rFonts w:ascii="Arial" w:hAnsi="Arial" w:cs="Arial"/>
+          <w:b/>
+          <w:color w:val="352D25"/>
+          <w:sz w:val="23"/>
+        </w:rPr>
+      </w:pPr>
+      <w:r>
+        <w:rPr>
+          <w:rFonts w:ascii="Arial" w:hAnsi="Arial" w:cs="Arial"/>
+          <w:b/>
+          <w:color w:val="352D25"/>
+          <w:sz w:val="23"/>
+        </w:rPr>
+        <w:t>3.2 Single Responsibility</w:t>
+      </w:r>
+    </w:p>
+    <w:p>
+      <w:pPr>
+        <w:spacing w:after="20" w:line="240" w:lineRule="auto"/>
+        <w:rPr>
+          <w:rFonts w:ascii="Consolas" w:hAnsi="Consolas" w:cs="Arial"/>
+          <w:color w:val="352D25"/>
+          <w:sz w:val="19"/>
+        </w:rPr>
+      </w:pPr>
+      <w:r>
+        <w:rPr>
+          <w:rFonts w:ascii="Consolas" w:hAnsi="Consolas" w:cs="Arial"/>
+          <w:color w:val="352D25"/>
+          <w:sz w:val="19"/>
+        </w:rPr>
+        <w:t>Before: One method reads metadata, selects a codec, changes bitrate, and mixes channels.</w:t>
+      </w:r>
+    </w:p>
+    <w:p>
+      <w:pPr>
+        <w:spacing w:after="40" w:line="240" w:lineRule="auto"/>
+        <w:rPr>
+          <w:rFonts w:ascii="Consolas" w:hAnsi="Consolas" w:cs="Arial"/>
+          <w:color w:val="352D25"/>
+          <w:sz w:val="19"/>
+        </w:rPr>
+      </w:pPr>
+      <w:r>
+        <w:rPr>
+          <w:rFonts w:ascii="Consolas" w:hAnsi="Consolas" w:cs="Arial"/>
+          <w:color w:val="352D25"/>
+          <w:sz w:val="19"/>
+        </w:rPr>
+        <w:t>After:  MetadataReader, CodecFactory, BitrateReader, AudioMixer</w:t>
+      </w:r>
+    </w:p>
+    <w:p>
+      <w:pPr>
+        <w:spacing w:after="140" w:line="240" w:lineRule="auto"/>
+        <w:rPr>
+          <w:rFonts w:ascii="Arial" w:hAnsi="Arial" w:cs="Arial"/>
+          <w:color w:val="352D25"/>
+          <w:sz w:val="20"/>
+        </w:rPr>
+      </w:pPr>
+      <w:r>
+        <w:rPr>
+          <w:rFonts w:ascii="Arial" w:hAnsi="Arial" w:cs="Arial"/>
+          <w:color w:val="352D25"/>
+          <w:sz w:val="20"/>
+        </w:rPr>
+        <w:t>Each subsystem handles one conversion task; the Facade only coordinates them.</w:t>
+      </w:r>
+    </w:p>
+    <w:p>
+      <w:pPr>
+        <w:spacing w:after="20" w:line="240" w:lineRule="auto"/>
+        <w:rPr>
+          <w:rFonts w:ascii="Arial" w:hAnsi="Arial" w:cs="Arial"/>
+          <w:b/>
+          <w:color w:val="352D25"/>
+          <w:sz w:val="23"/>
+        </w:rPr>
+      </w:pPr>
+      <w:r>
+        <w:rPr>
+          <w:rFonts w:ascii="Arial" w:hAnsi="Arial" w:cs="Arial"/>
+          <w:b/>
+          <w:color w:val="352D25"/>
+          <w:sz w:val="23"/>
+        </w:rPr>
+        <w:t>3.3 Hide subsystem details from the client</w:t>
+      </w:r>
+    </w:p>
+    <w:p>
+      <w:pPr>
+        <w:spacing w:after="20" w:line="240" w:lineRule="auto"/>
+        <w:rPr>
+          <w:rFonts w:ascii="Consolas" w:hAnsi="Consolas" w:cs="Arial"/>
+          <w:color w:val="352D25"/>
+          <w:sz w:val="19"/>
+        </w:rPr>
+      </w:pPr>
+      <w:r>
+        <w:rPr>
+          <w:rFonts w:ascii="Consolas" w:hAnsi="Consolas" w:cs="Arial"/>
+          <w:color w:val="352D25"/>
+          <w:sz w:val="19"/>
+        </w:rPr>
+        <w:t>Before: Main calls readFormat(), createCodec(), changeBitrate(), and mixToMono().</w:t>
+      </w:r>
+    </w:p>
+    <w:p>
+      <w:pPr>
+        <w:spacing w:after="40" w:line="240" w:lineRule="auto"/>
+        <w:rPr>
+          <w:rFonts w:ascii="Consolas" w:hAnsi="Consolas" w:cs="Arial"/>
+          <w:color w:val="352D25"/>
+          <w:sz w:val="19"/>
+        </w:rPr>
+      </w:pPr>
+      <w:r>
+        <w:rPr>
+          <w:rFonts w:ascii="Consolas" w:hAnsi="Consolas" w:cs="Arial"/>
+          <w:color w:val="352D25"/>
+          <w:sz w:val="19"/>
+        </w:rPr>
+        <w:t>After:  facade.convert("song.mp3", "wav")</w:t>
+      </w:r>
+    </w:p>
+    <w:p>
+      <w:pPr>
+        <w:spacing w:after="140" w:line="240" w:lineRule="auto"/>
+        <w:rPr>
+          <w:rFonts w:ascii="Arial" w:hAnsi="Arial" w:cs="Arial"/>
+          <w:color w:val="352D25"/>
+          <w:sz w:val="20"/>
+        </w:rPr>
+      </w:pPr>
+      <w:r>
+        <w:rPr>
+          <w:rFonts w:ascii="Arial" w:hAnsi="Arial" w:cs="Arial"/>
+          <w:color w:val="352D25"/>
+          <w:sz w:val="20"/>
+        </w:rPr>
+        <w:t>Main uses one Facade method instead of managing the conversion steps itself.</w:t>
+      </w:r>
+    </w:p>
+    <w:p>
+      <w:pPr>
+        <w:spacing w:after="20" w:line="240" w:lineRule="auto"/>
+        <w:rPr>
+          <w:rFonts w:ascii="Arial" w:hAnsi="Arial" w:cs="Arial"/>
+          <w:b/>
+          <w:color w:val="352D25"/>
+          <w:sz w:val="23"/>
+        </w:rPr>
+      </w:pPr>
+      <w:r>
+        <w:rPr>
+          <w:rFonts w:ascii="Arial" w:hAnsi="Arial" w:cs="Arial"/>
+          <w:b/>
+          <w:color w:val="352D25"/>
+          <w:sz w:val="23"/>
+        </w:rPr>
+        <w:t>3.4 Keep classes focused</w:t>
+      </w:r>
+    </w:p>
+    <w:p>
+      <w:pPr>
+        <w:spacing w:after="20" w:line="240" w:lineRule="auto"/>
+        <w:rPr>
+          <w:rFonts w:ascii="Consolas" w:hAnsi="Consolas" w:cs="Arial"/>
+          <w:color w:val="352D25"/>
+          <w:sz w:val="19"/>
+        </w:rPr>
+      </w:pPr>
+      <w:r>
+        <w:rPr>
+          <w:rFonts w:ascii="Consolas" w:hAnsi="Consolas" w:cs="Arial"/>
+          <w:color w:val="352D25"/>
+          <w:sz w:val="19"/>
+        </w:rPr>
+        <w:t>Before: class MediaConverter { format; codec; bitrate; mixer; }</w:t>
+      </w:r>
+    </w:p>
+    <w:p>
+      <w:pPr>
+        <w:spacing w:after="40" w:line="240" w:lineRule="auto"/>
+        <w:rPr>
+          <w:rFonts w:ascii="Consolas" w:hAnsi="Consolas" w:cs="Arial"/>
+          <w:color w:val="352D25"/>
+          <w:sz w:val="19"/>
+        </w:rPr>
+      </w:pPr>
+      <w:r>
+        <w:rPr>
+          <w:rFonts w:ascii="Consolas" w:hAnsi="Consolas" w:cs="Arial"/>
+          <w:color w:val="352D25"/>
+          <w:sz w:val="19"/>
+        </w:rPr>
+        <w:t>After:  MetadataReader.readFormat(); AudioMixer.mixToMono();</w:t>
+      </w:r>
+    </w:p>
+    <w:p>
+      <w:pPr>
+        <w:spacing w:after="140" w:line="240" w:lineRule="auto"/>
+        <w:rPr>
+          <w:rFonts w:ascii="Arial" w:hAnsi="Arial" w:cs="Arial"/>
+          <w:color w:val="352D25"/>
+          <w:sz w:val="20"/>
+        </w:rPr>
+      </w:pPr>
+      <w:r>
+        <w:rPr>
+          <w:rFonts w:ascii="Arial" w:hAnsi="Arial" w:cs="Arial"/>
+          <w:color w:val="352D25"/>
+          <w:sz w:val="20"/>
+        </w:rPr>
+        <w:t>The classes contain only the work related to their names. CodecFactory and BitrateReader follow the same structure.</w:t>
+      </w:r>
+    </w:p>
+    <w:p>
+      <w:pPr>
+        <w:spacing w:after="20" w:line="240" w:lineRule="auto"/>
+        <w:rPr>
+          <w:rFonts w:ascii="Arial" w:hAnsi="Arial" w:cs="Arial"/>
+          <w:b/>
+          <w:color w:val="352D25"/>
+          <w:sz w:val="23"/>
+        </w:rPr>
+      </w:pPr>
+      <w:r>
+        <w:rPr>
+          <w:rFonts w:ascii="Arial" w:hAnsi="Arial" w:cs="Arial"/>
+          <w:b/>
+          <w:color w:val="352D25"/>
+          <w:sz w:val="23"/>
+        </w:rPr>
+        <w:t>3.5 Report errors clearly</w:t>
+      </w:r>
+    </w:p>
+    <w:p>
+      <w:pPr>
+        <w:spacing w:after="20" w:line="240" w:lineRule="auto"/>
+        <w:rPr>
+          <w:rFonts w:ascii="Consolas" w:hAnsi="Consolas" w:cs="Arial"/>
+          <w:color w:val="352D25"/>
+          <w:sz w:val="19"/>
+        </w:rPr>
+      </w:pPr>
+      <w:r>
+        <w:rPr>
+          <w:rFonts w:ascii="Consolas" w:hAnsi="Consolas" w:cs="Arial"/>
+          <w:color w:val="352D25"/>
+          <w:sz w:val="19"/>
+        </w:rPr>
+        <w:t>Before: Unsupported input fails later with no useful message.</w:t>
+      </w:r>
+    </w:p>
+    <w:p>
+      <w:pPr>
+        <w:spacing w:after="40" w:line="240" w:lineRule="auto"/>
+        <w:rPr>
+          <w:rFonts w:ascii="Consolas" w:hAnsi="Consolas" w:cs="Arial"/>
+          <w:color w:val="352D25"/>
+          <w:sz w:val="19"/>
+        </w:rPr>
+      </w:pPr>
+      <w:r>
+        <w:rPr>
+          <w:rFonts w:ascii="Consolas" w:hAnsi="Consolas" w:cs="Arial"/>
+          <w:color w:val="352D25"/>
+          <w:sz w:val="19"/>
+        </w:rPr>
+        <w:t>After:  throw new IllegalArgumentException("Only mp3 and wav formats are supported");</w:t>
+      </w:r>
+    </w:p>
+    <w:p>
+      <w:pPr>
+        <w:spacing w:after="140" w:line="240" w:lineRule="auto"/>
+        <w:rPr>
+          <w:rFonts w:ascii="Arial" w:hAnsi="Arial" w:cs="Arial"/>
+          <w:color w:val="352D25"/>
+          <w:sz w:val="20"/>
+        </w:rPr>
+      </w:pPr>
+      <w:r>
+        <w:rPr>
+          <w:rFonts w:ascii="Arial" w:hAnsi="Arial" w:cs="Arial"/>
+          <w:color w:val="352D25"/>
+          <w:sz w:val="20"/>
+        </w:rPr>
+        <w:t>CodecFactory rejects unsupported formats, and Main catches the exception and prints its message.</w:t>
+      </w:r>
+    </w:p>
+    <w:p>
+      <w:pPr>
+        <w:spacing w:before="160" w:after="100" w:line="240" w:lineRule="auto"/>
+        <w:rPr>
+          <w:rFonts w:ascii="Arial" w:hAnsi="Arial" w:cs="Arial"/>
+          <w:b/>
+          <w:color w:val="463728"/>
+          <w:sz w:val="28"/>
+        </w:rPr>
+      </w:pPr>
+      <w:r>
+        <w:rPr>
+          <w:rFonts w:ascii="Arial" w:hAnsi="Arial" w:cs="Arial"/>
+          <w:b/>
+          <w:color w:val="463728"/>
+          <w:sz w:val="28"/>
+        </w:rPr>
+        <w:t>4. Conclusion</w:t>
+      </w:r>
+    </w:p>
+    <w:p>
+      <w:pPr>
+        <w:spacing w:after="60" w:line="240" w:lineRule="auto"/>
+        <w:rPr>
+          <w:rFonts w:ascii="Arial" w:hAnsi="Arial" w:cs="Arial"/>
+          <w:color w:val="352D25"/>
           <w:sz w:val="21"/>
         </w:rPr>
       </w:pPr>
       <w:r>
         <w:rPr>
           <w:rFonts w:ascii="Arial" w:hAnsi="Arial" w:cs="Arial"/>
+          <w:color w:val="352D25"/>
           <w:sz w:val="21"/>
         </w:rPr>
-        <w:t>Each arrow represents a use relationship. The subsystem classes do not refer back to MediaConversionFacade.</w:t>
-      </w:r>
-    </w:p>
-    <w:p>
-      <w:pPr>
-        <w:pStyle w:val="Heading1"/>
-      </w:pPr>
-      <w:r>
-        <w:t>3. Clean Code Principles</w:t>
-      </w:r>
-    </w:p>
-    <w:p>
-      <w:pPr>
-        <w:pStyle w:val="Heading2"/>
-      </w:pPr>
-      <w:r>
-        <w:t>3.1 Meaningful names</w:t>
-      </w:r>
-    </w:p>
-    <w:p>
-      <w:r>
-        <w:t>Before: run(a, b) does not explain the operation. After: facade.convert("song.mp3", "wav") names the action and inputs.</w:t>
-      </w:r>
-    </w:p>
-    <w:p>
-      <w:pPr>
-        <w:pStyle w:val="Heading2"/>
-      </w:pPr>
-      <w:r>
-        <w:t>3.2 Single Responsibility</w:t>
-      </w:r>
-    </w:p>
-    <w:p>
-      <w:r>
-        <w:t>Before: one method reads metadata, selects a codec, changes samples, and mixes channels. After: the facade coordinates while each subsystem performs its own task.</w:t>
-      </w:r>
-    </w:p>
-    <w:p>
-      <w:pPr>
-        <w:pStyle w:val="Heading2"/>
-      </w:pPr>
-      <w:r>
-        <w:t>3.3 No subsystem details in the client</w:t>
-      </w:r>
-    </w:p>
-    <w:p>
-      <w:r>
-        <w:t>Before: Main creates and calls four subsystem classes. After: Main calls only MediaConversionFacade.convert(...).</w:t>
-      </w:r>
-    </w:p>
-    <w:p>
-      <w:pPr>
-        <w:pStyle w:val="Heading2"/>
-      </w:pPr>
-      <w:r>
-        <w:t>3.4 Small focused classes</w:t>
-      </w:r>
-    </w:p>
-    <w:p>
-      <w:r>
-        <w:t>MetadataReader reads the format, CodecFactory selects a supported codec, BitrateReader changes sample frames, and AudioMixer combines stereo pairs into mono.</w:t>
-      </w:r>
-    </w:p>
-    <w:p>
-      <w:pPr>
-        <w:pStyle w:val="Heading2"/>
-      </w:pPr>
-      <w:r>
-        <w:t>3.5 Clear error handling</w:t>
-      </w:r>
-    </w:p>
-    <w:p>
-      <w:r>
-        <w:t>Before: an unsupported format could fail later. After: MetadataReader and CodecFactory report invalid input with a clear IllegalArgumentException message, and Main displays it.</w:t>
-      </w:r>
-    </w:p>
-    <w:p>
-      <w:pPr>
-        <w:pStyle w:val="Heading1"/>
-      </w:pPr>
-      <w:r>
-        <w:t>4. Conclusion</w:t>
-      </w:r>
-    </w:p>
-    <w:p>
-      <w:r>
-        <w:t>The facade hides the order of conversion steps and subsystem calls. Advanced clients can still use the public subsystem classes directly. The demo changes simulated samples and prints the result; it does not create an encoded media file.</w:t>
-      </w:r>
-    </w:p>
-    <w:p/>
+        <w:t>The Facade hides the order of subsystem calls while keeping those public classes available for direct use. This demo processes sample arrays and prints results; it does not create an encoded media file.</w:t>
+      </w:r>
+    </w:p>
+    <w:p>
+      <w:pPr>
+        <w:spacing w:after="60" w:line="240" w:lineRule="auto"/>
+        <w:rPr>
+          <w:rFonts w:ascii="Arial" w:hAnsi="Arial" w:cs="Arial"/>
+          <w:color w:val="352D25"/>
+          <w:sz w:val="21"/>
+        </w:rPr>
+      </w:pPr>
+    </w:p>
     <w:sectPr>
       <w:pgSz w:w="12240" w:h="15840"/>
-      <w:pgMar w:top="1440" w:right="1440" w:bottom="1440" w:left="1440" w:header="720" w:footer="720" w:gutter="0"/>
+      <w:pgMar w:top="907" w:right="1020" w:bottom="907" w:left="1020" w:header="720" w:footer="720" w:gutter="0"/>
       <w:cols w:space="720"/>
       <w:docGrid w:linePitch="360"/>
     </w:sectPr>
@@ -676,7 +1095,7 @@
     <w:link w:val="Heading1Char"/>
     <w:uiPriority w:val="9"/>
     <w:qFormat/>
-    <w:rsid w:val="00A32E35"/>
+    <w:rsid w:val="00F703BC"/>
     <w:pPr>
       <w:keepNext/>
       <w:keepLines/>
@@ -696,9 +1115,10 @@
     <w:next w:val="Normal"/>
     <w:link w:val="Heading2Char"/>
     <w:uiPriority w:val="9"/>
+    <w:semiHidden/>
     <w:unhideWhenUsed/>
     <w:qFormat/>
-    <w:rsid w:val="00A32E35"/>
+    <w:rsid w:val="00F703BC"/>
     <w:pPr>
       <w:keepNext/>
       <w:keepLines/>
@@ -721,7 +1141,7 @@
     <w:semiHidden/>
     <w:unhideWhenUsed/>
     <w:qFormat/>
-    <w:rsid w:val="00A32E35"/>
+    <w:rsid w:val="00F703BC"/>
     <w:pPr>
       <w:keepNext/>
       <w:keepLines/>
@@ -744,7 +1164,7 @@
     <w:semiHidden/>
     <w:unhideWhenUsed/>
     <w:qFormat/>
-    <w:rsid w:val="00A32E35"/>
+    <w:rsid w:val="00F703BC"/>
     <w:pPr>
       <w:keepNext/>
       <w:keepLines/>
@@ -767,7 +1187,7 @@
     <w:semiHidden/>
     <w:unhideWhenUsed/>
     <w:qFormat/>
-    <w:rsid w:val="00A32E35"/>
+    <w:rsid w:val="00F703BC"/>
     <w:pPr>
       <w:keepNext/>
       <w:keepLines/>
@@ -788,7 +1208,7 @@
     <w:semiHidden/>
     <w:unhideWhenUsed/>
     <w:qFormat/>
-    <w:rsid w:val="00A32E35"/>
+    <w:rsid w:val="00F703BC"/>
     <w:pPr>
       <w:keepNext/>
       <w:keepLines/>
@@ -811,7 +1231,7 @@
     <w:semiHidden/>
     <w:unhideWhenUsed/>
     <w:qFormat/>
-    <w:rsid w:val="00A32E35"/>
+    <w:rsid w:val="00F703BC"/>
     <w:pPr>
       <w:keepNext/>
       <w:keepLines/>
@@ -832,7 +1252,7 @@
     <w:semiHidden/>
     <w:unhideWhenUsed/>
     <w:qFormat/>
-    <w:rsid w:val="00A32E35"/>
+    <w:rsid w:val="00F703BC"/>
     <w:pPr>
       <w:keepNext/>
       <w:keepLines/>
@@ -855,7 +1275,7 @@
     <w:semiHidden/>
     <w:unhideWhenUsed/>
     <w:qFormat/>
-    <w:rsid w:val="00A32E35"/>
+    <w:rsid w:val="00F703BC"/>
     <w:pPr>
       <w:keepNext/>
       <w:keepLines/>
@@ -899,7 +1319,7 @@
     <w:basedOn w:val="DefaultParagraphFont"/>
     <w:link w:val="Heading1"/>
     <w:uiPriority w:val="9"/>
-    <w:rsid w:val="00A32E35"/>
+    <w:rsid w:val="00F703BC"/>
     <w:rPr>
       <w:rFonts w:asciiTheme="majorHAnsi" w:eastAsiaTheme="majorEastAsia" w:hAnsiTheme="majorHAnsi" w:cstheme="majorBidi"/>
       <w:color w:val="0F4761" w:themeColor="accent1" w:themeShade="BF"/>
@@ -912,7 +1332,8 @@
     <w:basedOn w:val="DefaultParagraphFont"/>
     <w:link w:val="Heading2"/>
     <w:uiPriority w:val="9"/>
-    <w:rsid w:val="00A32E35"/>
+    <w:semiHidden/>
+    <w:rsid w:val="00F703BC"/>
     <w:rPr>
       <w:rFonts w:asciiTheme="majorHAnsi" w:eastAsiaTheme="majorEastAsia" w:hAnsiTheme="majorHAnsi" w:cstheme="majorBidi"/>
       <w:color w:val="0F4761" w:themeColor="accent1" w:themeShade="BF"/>
@@ -926,7 +1347,7 @@
     <w:link w:val="Heading3"/>
     <w:uiPriority w:val="9"/>
     <w:semiHidden/>
-    <w:rsid w:val="00A32E35"/>
+    <w:rsid w:val="00F703BC"/>
     <w:rPr>
       <w:rFonts w:eastAsiaTheme="majorEastAsia" w:cstheme="majorBidi"/>
       <w:color w:val="0F4761" w:themeColor="accent1" w:themeShade="BF"/>
@@ -940,7 +1361,7 @@
     <w:link w:val="Heading4"/>
     <w:uiPriority w:val="9"/>
     <w:semiHidden/>
-    <w:rsid w:val="00A32E35"/>
+    <w:rsid w:val="00F703BC"/>
     <w:rPr>
       <w:rFonts w:eastAsiaTheme="majorEastAsia" w:cstheme="majorBidi"/>
       <w:i/>
@@ -954,7 +1375,7 @@
     <w:link w:val="Heading5"/>
     <w:uiPriority w:val="9"/>
     <w:semiHidden/>
-    <w:rsid w:val="00A32E35"/>
+    <w:rsid w:val="00F703BC"/>
     <w:rPr>
       <w:rFonts w:eastAsiaTheme="majorEastAsia" w:cstheme="majorBidi"/>
       <w:color w:val="0F4761" w:themeColor="accent1" w:themeShade="BF"/>
@@ -966,7 +1387,7 @@
     <w:link w:val="Heading6"/>
     <w:uiPriority w:val="9"/>
     <w:semiHidden/>
-    <w:rsid w:val="00A32E35"/>
+    <w:rsid w:val="00F703BC"/>
     <w:rPr>
       <w:rFonts w:eastAsiaTheme="majorEastAsia" w:cstheme="majorBidi"/>
       <w:i/>
@@ -980,7 +1401,7 @@
     <w:link w:val="Heading7"/>
     <w:uiPriority w:val="9"/>
     <w:semiHidden/>
-    <w:rsid w:val="00A32E35"/>
+    <w:rsid w:val="00F703BC"/>
     <w:rPr>
       <w:rFonts w:eastAsiaTheme="majorEastAsia" w:cstheme="majorBidi"/>
       <w:color w:val="595959" w:themeColor="text1" w:themeTint="A6"/>
@@ -992,7 +1413,7 @@
     <w:link w:val="Heading8"/>
     <w:uiPriority w:val="9"/>
     <w:semiHidden/>
-    <w:rsid w:val="00A32E35"/>
+    <w:rsid w:val="00F703BC"/>
     <w:rPr>
       <w:rFonts w:eastAsiaTheme="majorEastAsia" w:cstheme="majorBidi"/>
       <w:i/>
@@ -1006,7 +1427,7 @@
     <w:link w:val="Heading9"/>
     <w:uiPriority w:val="9"/>
     <w:semiHidden/>
-    <w:rsid w:val="00A32E35"/>
+    <w:rsid w:val="00F703BC"/>
     <w:rPr>
       <w:rFonts w:eastAsiaTheme="majorEastAsia" w:cstheme="majorBidi"/>
       <w:color w:val="272727" w:themeColor="text1" w:themeTint="D8"/>
@@ -1019,7 +1440,7 @@
     <w:link w:val="TitleChar"/>
     <w:uiPriority w:val="10"/>
     <w:qFormat/>
-    <w:rsid w:val="00A32E35"/>
+    <w:rsid w:val="00F703BC"/>
     <w:pPr>
       <w:spacing w:after="80" w:line="240" w:lineRule="auto"/>
       <w:contextualSpacing/>
@@ -1037,7 +1458,7 @@
     <w:basedOn w:val="DefaultParagraphFont"/>
     <w:link w:val="Title"/>
     <w:uiPriority w:val="10"/>
-    <w:rsid w:val="00A32E35"/>
+    <w:rsid w:val="00F703BC"/>
     <w:rPr>
       <w:rFonts w:asciiTheme="majorHAnsi" w:eastAsiaTheme="majorEastAsia" w:hAnsiTheme="majorHAnsi" w:cstheme="majorBidi"/>
       <w:spacing w:val="-10"/>
@@ -1053,7 +1474,7 @@
     <w:link w:val="SubtitleChar"/>
     <w:uiPriority w:val="11"/>
     <w:qFormat/>
-    <w:rsid w:val="00A32E35"/>
+    <w:rsid w:val="00F703BC"/>
     <w:pPr>
       <w:numPr>
         <w:ilvl w:val="1"/>
@@ -1072,7 +1493,7 @@
     <w:basedOn w:val="DefaultParagraphFont"/>
     <w:link w:val="Subtitle"/>
     <w:uiPriority w:val="11"/>
-    <w:rsid w:val="00A32E35"/>
+    <w:rsid w:val="00F703BC"/>
     <w:rPr>
       <w:rFonts w:eastAsiaTheme="majorEastAsia" w:cstheme="majorBidi"/>
       <w:color w:val="595959" w:themeColor="text1" w:themeTint="A6"/>
@@ -1088,7 +1509,7 @@
     <w:link w:val="QuoteChar"/>
     <w:uiPriority w:val="29"/>
     <w:qFormat/>
-    <w:rsid w:val="00A32E35"/>
+    <w:rsid w:val="00F703BC"/>
     <w:pPr>
       <w:spacing w:before="160"/>
       <w:jc w:val="center"/>
@@ -1104,7 +1525,7 @@
     <w:basedOn w:val="DefaultParagraphFont"/>
     <w:link w:val="Quote"/>
     <w:uiPriority w:val="29"/>
-    <w:rsid w:val="00A32E35"/>
+    <w:rsid w:val="00F703BC"/>
     <w:rPr>
       <w:i/>
       <w:iCs/>
@@ -1116,7 +1537,7 @@
     <w:basedOn w:val="Normal"/>
     <w:uiPriority w:val="34"/>
     <w:qFormat/>
-    <w:rsid w:val="00A32E35"/>
+    <w:rsid w:val="00F703BC"/>
     <w:pPr>
       <w:ind w:left="720"/>
       <w:contextualSpacing/>
@@ -1127,7 +1548,7 @@
     <w:basedOn w:val="DefaultParagraphFont"/>
     <w:uiPriority w:val="21"/>
     <w:qFormat/>
-    <w:rsid w:val="00A32E35"/>
+    <w:rsid w:val="00F703BC"/>
     <w:rPr>
       <w:i/>
       <w:iCs/>
@@ -1141,7 +1562,7 @@
     <w:link w:val="IntenseQuoteChar"/>
     <w:uiPriority w:val="30"/>
     <w:qFormat/>
-    <w:rsid w:val="00A32E35"/>
+    <w:rsid w:val="00F703BC"/>
     <w:pPr>
       <w:pBdr>
         <w:top w:val="single" w:sz="4" w:space="10" w:color="0F4761" w:themeColor="accent1" w:themeShade="BF"/>
@@ -1162,7 +1583,7 @@
     <w:basedOn w:val="DefaultParagraphFont"/>
     <w:link w:val="IntenseQuote"/>
     <w:uiPriority w:val="30"/>
-    <w:rsid w:val="00A32E35"/>
+    <w:rsid w:val="00F703BC"/>
     <w:rPr>
       <w:i/>
       <w:iCs/>
@@ -1174,7 +1595,7 @@
     <w:basedOn w:val="DefaultParagraphFont"/>
     <w:uiPriority w:val="32"/>
     <w:qFormat/>
-    <w:rsid w:val="00A32E35"/>
+    <w:rsid w:val="00F703BC"/>
     <w:rPr>
       <w:b/>
       <w:bCs/>

--- a/report.docx
+++ b/report.docx
@@ -173,7 +173,7 @@
         </w:rPr>
         <w:drawing>
           <wp:inline distT="0" distB="0" distL="0" distR="0" wp14:anchorId="76B6D2B4" wp14:editId="00771AA4">
-            <wp:extent cx="6300000" cy="3324794"/>
+            <wp:extent cx="6300000" cy="1999735"/>
             <wp:effectExtent l="0" t="0" r="5715" b="0"/>
             <wp:docPr id="1" name="Graphic 1"/>
             <wp:cNvGraphicFramePr>
@@ -201,7 +201,7 @@
                   <pic:spPr>
                     <a:xfrm>
                       <a:off x="0" y="0"/>
-                      <a:ext cx="6300000" cy="3324794"/>
+                      <a:ext cx="6300000" cy="1999735"/>
                     </a:xfrm>
                     <a:prstGeom prst="rect">
                       <a:avLst/>

--- a/report.docx
+++ b/report.docx
@@ -112,7 +112,7 @@
           <w:color w:val="352D25"/>
           <w:sz w:val="21"/>
         </w:rPr>
-        <w:t>Media conversion has several steps: read the source format, choose a codec, adjust sample data, and combine stereo channels. MediaConversionFacade exposes one convert(fileName, targetFormat) method and runs these steps in order.</w:t>
+        <w:t>Media conversion has several steps: read the source format, choose a codec, adjust sample data, and combine stereo channels. MediaConversionFacade exposes one convert(fileName, targetFormat) method and runs these steps in order. Without a Facade, the client would need to coordinate each step and know the conversion order.</w:t>
       </w:r>
     </w:p>
     <w:p>
@@ -256,6 +256,7 @@
           <w:color w:val="463728"/>
           <w:sz w:val="28"/>
         </w:rPr>
+        <w:lastRenderedPageBreak/>
         <w:t>3. Clean Code Principles</w:t>
       </w:r>
     </w:p>
@@ -676,6 +677,45 @@
           <w:sz w:val="21"/>
         </w:rPr>
       </w:pPr>
+    </w:p>
+    <w:p>
+      <w:pPr>
+        <w:spacing w:after="60" w:line="240" w:lineRule="auto"/>
+        <w:rPr>
+          <w:rFonts w:ascii="Arial" w:hAnsi="Arial" w:cs="Arial"/>
+          <w:color w:val="352D25"/>
+          <w:sz w:val="21"/>
+        </w:rPr>
+      </w:pPr>
+      <w:r>
+        <w:rPr>
+          <w:rFonts w:ascii="Arial" w:hAnsi="Arial" w:cs="Arial"/>
+          <w:b/>
+          <w:color w:val="352D25"/>
+          <w:sz w:val="28"/>
+        </w:rPr>
+        <w:t>5. GitHub Repository</w:t>
+      </w:r>
+    </w:p>
+    <w:p>
+      <w:pPr>
+        <w:spacing w:after="60" w:line="240" w:lineRule="auto"/>
+        <w:rPr>
+          <w:rFonts w:ascii="Arial" w:hAnsi="Arial" w:cs="Arial"/>
+          <w:color w:val="352D25"/>
+          <w:sz w:val="21"/>
+        </w:rPr>
+      </w:pPr>
+      <w:hyperlink r:id="rId6" w:history="1">
+        <w:r>
+          <w:rPr>
+            <w:rStyle w:val="Hyperlink"/>
+            <w:rFonts w:ascii="Arial" w:hAnsi="Arial" w:cs="Arial"/>
+            <w:sz w:val="21"/>
+          </w:rPr>
+          <w:t>https://github.com/arnur-kozhabergen/sdp.asmnt4</w:t>
+        </w:r>
+      </w:hyperlink>
     </w:p>
     <w:sectPr>
       <w:pgSz w:w="12240" w:h="15840"/>
@@ -1604,6 +1644,29 @@
       <w:spacing w:val="5"/>
     </w:rPr>
   </w:style>
+  <w:style w:type="character" w:styleId="Hyperlink">
+    <w:name w:val="Hyperlink"/>
+    <w:basedOn w:val="DefaultParagraphFont"/>
+    <w:uiPriority w:val="99"/>
+    <w:unhideWhenUsed/>
+    <w:rsid w:val="00000827"/>
+    <w:rPr>
+      <w:color w:val="467886" w:themeColor="hyperlink"/>
+      <w:u w:val="single"/>
+    </w:rPr>
+  </w:style>
+  <w:style w:type="character" w:styleId="UnresolvedMention">
+    <w:name w:val="Unresolved Mention"/>
+    <w:basedOn w:val="DefaultParagraphFont"/>
+    <w:uiPriority w:val="99"/>
+    <w:semiHidden/>
+    <w:unhideWhenUsed/>
+    <w:rsid w:val="00000827"/>
+    <w:rPr>
+      <w:color w:val="605E5C"/>
+      <w:shd w:val="clear" w:color="auto" w:fill="E1DFDD"/>
+    </w:rPr>
+  </w:style>
 </w:styles>
 </file>
 
